--- a/downloads/handouts/Unit 04/Handout 04.09 - Mood Board Planner.docx
+++ b/downloads/handouts/Unit 04/Handout 04.09 - Mood Board Planner.docx
@@ -52,9 +52,9 @@
       <w:pPr>
         <w:pStyle w:val="Heading2"/>
       </w:pPr>
-      <w:bookmarkStart w:id="21" w:name="word-bank-in-other-languages"/>
-      <w:r>
-        <w:t xml:space="preserve">Word bank in other languages</w:t>
+      <w:bookmarkStart w:id="21" w:name="word-bank-in-spanish"/>
+      <w:r>
+        <w:t xml:space="preserve">Word bank in Spanish</w:t>
       </w:r>
       <w:bookmarkEnd w:id="21"/>
     </w:p>
@@ -64,6 +64,997 @@
       </w:pPr>
       <w:r>
         <w:t xml:space="preserve">The first three rows come from the unit vocabulary list. The rest are new working translations for this lesson.</w:t>
+      </w:r>
+    </w:p>
+    <w:tbl>
+      <w:tblPr>
+        <w:tblStyle w:val="Table"/>
+        <w:tblW w:type="pct" w:w="5000"/>
+        <w:tblLook w:firstRow="1"/>
+      </w:tblPr>
+      <w:tblGrid>
+        <w:gridCol w:w="4680"/>
+        <w:gridCol w:w="4680"/>
+      </w:tblGrid>
+      <w:tr>
+        <w:trPr>
+          <w:cnfStyle w:firstRow="1"/>
+        </w:trPr>
+        <w:tc>
+          <w:tcPr>
+            <w:tcW w:type="dxa" w:w="4680"/>
+            <w:tcBorders>
+              <w:bottom w:val="single"/>
+            </w:tcBorders>
+            <w:vAlign w:val="bottom"/>
+          </w:tcPr>
+          <w:p>
+            <w:pPr>
+              <w:pStyle w:val="Compact"/>
+              <w:jc w:val="left"/>
+            </w:pPr>
+            <w:r>
+              <w:t xml:space="preserve">English</w:t>
+            </w:r>
+          </w:p>
+        </w:tc>
+        <w:tc>
+          <w:tcPr>
+            <w:tcW w:type="dxa" w:w="4680"/>
+            <w:tcBorders>
+              <w:bottom w:val="single"/>
+            </w:tcBorders>
+            <w:vAlign w:val="bottom"/>
+          </w:tcPr>
+          <w:p>
+            <w:pPr>
+              <w:pStyle w:val="Compact"/>
+              <w:jc w:val="left"/>
+            </w:pPr>
+            <w:r>
+              <w:t xml:space="preserve">Spanish</w:t>
+            </w:r>
+          </w:p>
+        </w:tc>
+      </w:tr>
+      <w:tr>
+        <w:tc>
+          <w:tcPr>
+            <w:tcW w:type="dxa" w:w="4680"/>
+          </w:tcPr>
+          <w:p>
+            <w:pPr>
+              <w:pStyle w:val="Compact"/>
+              <w:jc w:val="left"/>
+            </w:pPr>
+            <w:r>
+              <w:t xml:space="preserve">texture</w:t>
+            </w:r>
+          </w:p>
+        </w:tc>
+        <w:tc>
+          <w:tcPr>
+            <w:tcW w:type="dxa" w:w="4680"/>
+          </w:tcPr>
+          <w:p>
+            <w:pPr>
+              <w:pStyle w:val="Compact"/>
+              <w:jc w:val="left"/>
+            </w:pPr>
+            <w:r>
+              <w:t xml:space="preserve">textura</w:t>
+            </w:r>
+          </w:p>
+        </w:tc>
+      </w:tr>
+      <w:tr>
+        <w:tc>
+          <w:tcPr>
+            <w:tcW w:type="dxa" w:w="4680"/>
+          </w:tcPr>
+          <w:p>
+            <w:pPr>
+              <w:pStyle w:val="Compact"/>
+              <w:jc w:val="left"/>
+            </w:pPr>
+            <w:r>
+              <w:t xml:space="preserve">pattern</w:t>
+            </w:r>
+          </w:p>
+        </w:tc>
+        <w:tc>
+          <w:tcPr>
+            <w:tcW w:type="dxa" w:w="4680"/>
+          </w:tcPr>
+          <w:p>
+            <w:pPr>
+              <w:pStyle w:val="Compact"/>
+              <w:jc w:val="left"/>
+            </w:pPr>
+            <w:r>
+              <w:t xml:space="preserve">patrón (estampado)</w:t>
+            </w:r>
+          </w:p>
+        </w:tc>
+      </w:tr>
+      <w:tr>
+        <w:tc>
+          <w:tcPr>
+            <w:tcW w:type="dxa" w:w="4680"/>
+          </w:tcPr>
+          <w:p>
+            <w:pPr>
+              <w:pStyle w:val="Compact"/>
+              <w:jc w:val="left"/>
+            </w:pPr>
+            <w:r>
+              <w:t xml:space="preserve">mood</w:t>
+            </w:r>
+          </w:p>
+        </w:tc>
+        <w:tc>
+          <w:tcPr>
+            <w:tcW w:type="dxa" w:w="4680"/>
+          </w:tcPr>
+          <w:p>
+            <w:pPr>
+              <w:pStyle w:val="Compact"/>
+              <w:jc w:val="left"/>
+            </w:pPr>
+            <w:r>
+              <w:t xml:space="preserve">ambiente (estado de ánimo)</w:t>
+            </w:r>
+          </w:p>
+        </w:tc>
+      </w:tr>
+      <w:tr>
+        <w:tc>
+          <w:tcPr>
+            <w:tcW w:type="dxa" w:w="4680"/>
+          </w:tcPr>
+          <w:p>
+            <w:pPr>
+              <w:pStyle w:val="Compact"/>
+              <w:jc w:val="left"/>
+            </w:pPr>
+            <w:r>
+              <w:t xml:space="preserve">swatch (a small sample)</w:t>
+            </w:r>
+          </w:p>
+        </w:tc>
+        <w:tc>
+          <w:tcPr>
+            <w:tcW w:type="dxa" w:w="4680"/>
+          </w:tcPr>
+          <w:p>
+            <w:pPr>
+              <w:pStyle w:val="Compact"/>
+              <w:jc w:val="left"/>
+            </w:pPr>
+            <w:r>
+              <w:t xml:space="preserve">muestra</w:t>
+            </w:r>
+          </w:p>
+        </w:tc>
+      </w:tr>
+      <w:tr>
+        <w:tc>
+          <w:tcPr>
+            <w:tcW w:type="dxa" w:w="4680"/>
+          </w:tcPr>
+          <w:p>
+            <w:pPr>
+              <w:pStyle w:val="Compact"/>
+              <w:jc w:val="left"/>
+            </w:pPr>
+            <w:r>
+              <w:t xml:space="preserve">mood board</w:t>
+            </w:r>
+          </w:p>
+        </w:tc>
+        <w:tc>
+          <w:tcPr>
+            <w:tcW w:type="dxa" w:w="4680"/>
+          </w:tcPr>
+          <w:p>
+            <w:pPr>
+              <w:pStyle w:val="Compact"/>
+              <w:jc w:val="left"/>
+            </w:pPr>
+            <w:r>
+              <w:t xml:space="preserve">tablero de inspiración</w:t>
+            </w:r>
+          </w:p>
+        </w:tc>
+      </w:tr>
+      <w:tr>
+        <w:tc>
+          <w:tcPr>
+            <w:tcW w:type="dxa" w:w="4680"/>
+          </w:tcPr>
+          <w:p>
+            <w:pPr>
+              <w:pStyle w:val="Compact"/>
+              <w:jc w:val="left"/>
+            </w:pPr>
+            <w:r>
+              <w:t xml:space="preserve">smooth</w:t>
+            </w:r>
+          </w:p>
+        </w:tc>
+        <w:tc>
+          <w:tcPr>
+            <w:tcW w:type="dxa" w:w="4680"/>
+          </w:tcPr>
+          <w:p>
+            <w:pPr>
+              <w:pStyle w:val="Compact"/>
+              <w:jc w:val="left"/>
+            </w:pPr>
+            <w:r>
+              <w:t xml:space="preserve">liso</w:t>
+            </w:r>
+          </w:p>
+        </w:tc>
+      </w:tr>
+      <w:tr>
+        <w:tc>
+          <w:tcPr>
+            <w:tcW w:type="dxa" w:w="4680"/>
+          </w:tcPr>
+          <w:p>
+            <w:pPr>
+              <w:pStyle w:val="Compact"/>
+              <w:jc w:val="left"/>
+            </w:pPr>
+            <w:r>
+              <w:t xml:space="preserve">rough</w:t>
+            </w:r>
+          </w:p>
+        </w:tc>
+        <w:tc>
+          <w:tcPr>
+            <w:tcW w:type="dxa" w:w="4680"/>
+          </w:tcPr>
+          <w:p>
+            <w:pPr>
+              <w:pStyle w:val="Compact"/>
+              <w:jc w:val="left"/>
+            </w:pPr>
+            <w:r>
+              <w:t xml:space="preserve">áspero</w:t>
+            </w:r>
+          </w:p>
+        </w:tc>
+      </w:tr>
+      <w:tr>
+        <w:tc>
+          <w:tcPr>
+            <w:tcW w:type="dxa" w:w="4680"/>
+          </w:tcPr>
+          <w:p>
+            <w:pPr>
+              <w:pStyle w:val="Compact"/>
+              <w:jc w:val="left"/>
+            </w:pPr>
+            <w:r>
+              <w:t xml:space="preserve">soft</w:t>
+            </w:r>
+          </w:p>
+        </w:tc>
+        <w:tc>
+          <w:tcPr>
+            <w:tcW w:type="dxa" w:w="4680"/>
+          </w:tcPr>
+          <w:p>
+            <w:pPr>
+              <w:pStyle w:val="Compact"/>
+              <w:jc w:val="left"/>
+            </w:pPr>
+            <w:r>
+              <w:t xml:space="preserve">suave</w:t>
+            </w:r>
+          </w:p>
+        </w:tc>
+      </w:tr>
+      <w:tr>
+        <w:tc>
+          <w:tcPr>
+            <w:tcW w:type="dxa" w:w="4680"/>
+          </w:tcPr>
+          <w:p>
+            <w:pPr>
+              <w:pStyle w:val="Compact"/>
+              <w:jc w:val="left"/>
+            </w:pPr>
+            <w:r>
+              <w:t xml:space="preserve">shiny</w:t>
+            </w:r>
+          </w:p>
+        </w:tc>
+        <w:tc>
+          <w:tcPr>
+            <w:tcW w:type="dxa" w:w="4680"/>
+          </w:tcPr>
+          <w:p>
+            <w:pPr>
+              <w:pStyle w:val="Compact"/>
+              <w:jc w:val="left"/>
+            </w:pPr>
+            <w:r>
+              <w:t xml:space="preserve">brillante</w:t>
+            </w:r>
+          </w:p>
+        </w:tc>
+      </w:tr>
+      <w:tr>
+        <w:tc>
+          <w:tcPr>
+            <w:tcW w:type="dxa" w:w="4680"/>
+          </w:tcPr>
+          <w:p>
+            <w:pPr>
+              <w:pStyle w:val="Compact"/>
+              <w:jc w:val="left"/>
+            </w:pPr>
+            <w:r>
+              <w:t xml:space="preserve">matte (not shiny)</w:t>
+            </w:r>
+          </w:p>
+        </w:tc>
+        <w:tc>
+          <w:tcPr>
+            <w:tcW w:type="dxa" w:w="4680"/>
+          </w:tcPr>
+          <w:p>
+            <w:pPr>
+              <w:pStyle w:val="Compact"/>
+              <w:jc w:val="left"/>
+            </w:pPr>
+            <w:r>
+              <w:t xml:space="preserve">mate</w:t>
+            </w:r>
+          </w:p>
+        </w:tc>
+      </w:tr>
+      <w:tr>
+        <w:tc>
+          <w:tcPr>
+            <w:tcW w:type="dxa" w:w="4680"/>
+          </w:tcPr>
+          <w:p>
+            <w:pPr>
+              <w:pStyle w:val="Compact"/>
+              <w:jc w:val="left"/>
+            </w:pPr>
+            <w:r>
+              <w:t xml:space="preserve">coarse</w:t>
+            </w:r>
+          </w:p>
+        </w:tc>
+        <w:tc>
+          <w:tcPr>
+            <w:tcW w:type="dxa" w:w="4680"/>
+          </w:tcPr>
+          <w:p>
+            <w:pPr>
+              <w:pStyle w:val="Compact"/>
+              <w:jc w:val="left"/>
+            </w:pPr>
+            <w:r>
+              <w:t xml:space="preserve">basto</w:t>
+            </w:r>
+          </w:p>
+        </w:tc>
+      </w:tr>
+    </w:tbl>
+    <w:p>
+      <w:pPr>
+        <w:pStyle w:val="Heading2"/>
+      </w:pPr>
+      <w:bookmarkStart w:id="22" w:name="part-1-six-texture-words"/>
+      <w:r>
+        <w:t xml:space="preserve">Part 1: Six texture words</w:t>
+      </w:r>
+      <w:bookmarkEnd w:id="22"/>
+    </w:p>
+    <w:p>
+      <w:pPr>
+        <w:pStyle w:val="FirstParagraph"/>
+      </w:pPr>
+      <w:r>
+        <w:t xml:space="preserve">Texture is how a surface feels, or how it looks like it would feel. There are two kinds:</w:t>
+      </w:r>
+    </w:p>
+    <w:p>
+      <w:pPr>
+        <w:numPr>
+          <w:ilvl w:val="0"/>
+          <w:numId w:val="1001"/>
+        </w:numPr>
+        <w:pStyle w:val="Compact"/>
+      </w:pPr>
+      <w:r>
+        <w:rPr>
+          <w:b/>
+        </w:rPr>
+        <w:t xml:space="preserve">Actual texture:</w:t>
+      </w:r>
+      <w:r>
+        <w:t xml:space="preserve"> </w:t>
+      </w:r>
+      <w:r>
+        <w:t xml:space="preserve">what your hand finds. A knit blanket, a brick wall, a rough rug.</w:t>
+      </w:r>
+    </w:p>
+    <w:p>
+      <w:pPr>
+        <w:numPr>
+          <w:ilvl w:val="0"/>
+          <w:numId w:val="1001"/>
+        </w:numPr>
+        <w:pStyle w:val="Compact"/>
+      </w:pPr>
+      <w:r>
+        <w:rPr>
+          <w:b/>
+        </w:rPr>
+        <w:t xml:space="preserve">Visual texture:</w:t>
+      </w:r>
+      <w:r>
+        <w:t xml:space="preserve"> </w:t>
+      </w:r>
+      <w:r>
+        <w:t xml:space="preserve">what your eye is told by a flat surface. A photograph of wood printed on a floor tile, a wallpaper printed to look like stone, a shiny magazine page of a carpet.</w:t>
+      </w:r>
+    </w:p>
+    <w:tbl>
+      <w:tblPr>
+        <w:tblStyle w:val="Table"/>
+        <w:tblW w:type="pct" w:w="5000.0"/>
+        <w:tblLook w:firstRow="1"/>
+      </w:tblPr>
+      <w:tblGrid>
+        <w:gridCol w:w="2640"/>
+        <w:gridCol w:w="2640"/>
+        <w:gridCol w:w="2640"/>
+      </w:tblGrid>
+      <w:tr>
+        <w:trPr>
+          <w:cnfStyle w:firstRow="1"/>
+        </w:trPr>
+        <w:tc>
+          <w:tcPr>
+            <w:tcBorders>
+              <w:bottom w:val="single"/>
+            </w:tcBorders>
+            <w:vAlign w:val="bottom"/>
+          </w:tcPr>
+          <w:p>
+            <w:pPr>
+              <w:pStyle w:val="Compact"/>
+              <w:jc w:val="left"/>
+            </w:pPr>
+            <w:r>
+              <w:t xml:space="preserve">Texture word</w:t>
+            </w:r>
+          </w:p>
+        </w:tc>
+        <w:tc>
+          <w:tcPr>
+            <w:tcBorders>
+              <w:bottom w:val="single"/>
+            </w:tcBorders>
+            <w:vAlign w:val="bottom"/>
+          </w:tcPr>
+          <w:p>
+            <w:pPr>
+              <w:pStyle w:val="Compact"/>
+              <w:jc w:val="left"/>
+            </w:pPr>
+            <w:r>
+              <w:t xml:space="preserve">A swatch or an object in this room that matches</w:t>
+            </w:r>
+          </w:p>
+        </w:tc>
+        <w:tc>
+          <w:tcPr>
+            <w:tcBorders>
+              <w:bottom w:val="single"/>
+            </w:tcBorders>
+            <w:vAlign w:val="bottom"/>
+          </w:tcPr>
+          <w:p>
+            <w:pPr>
+              <w:pStyle w:val="Compact"/>
+              <w:jc w:val="left"/>
+            </w:pPr>
+            <w:r>
+              <w:t xml:space="preserve">Actual (A) or visual (V)?</w:t>
+            </w:r>
+          </w:p>
+        </w:tc>
+      </w:tr>
+      <w:tr>
+        <w:tc>
+          <w:p>
+            <w:pPr>
+              <w:pStyle w:val="Compact"/>
+              <w:jc w:val="left"/>
+            </w:pPr>
+            <w:r>
+              <w:t xml:space="preserve">smooth</w:t>
+            </w:r>
+          </w:p>
+        </w:tc>
+        <w:tc>
+          <w:p/>
+        </w:tc>
+        <w:tc>
+          <w:p/>
+        </w:tc>
+      </w:tr>
+      <w:tr>
+        <w:tc>
+          <w:p>
+            <w:pPr>
+              <w:pStyle w:val="Compact"/>
+              <w:jc w:val="left"/>
+            </w:pPr>
+            <w:r>
+              <w:t xml:space="preserve">rough</w:t>
+            </w:r>
+          </w:p>
+        </w:tc>
+        <w:tc>
+          <w:p/>
+        </w:tc>
+        <w:tc>
+          <w:p/>
+        </w:tc>
+      </w:tr>
+      <w:tr>
+        <w:tc>
+          <w:p>
+            <w:pPr>
+              <w:pStyle w:val="Compact"/>
+              <w:jc w:val="left"/>
+            </w:pPr>
+            <w:r>
+              <w:t xml:space="preserve">shiny</w:t>
+            </w:r>
+          </w:p>
+        </w:tc>
+        <w:tc>
+          <w:p/>
+        </w:tc>
+        <w:tc>
+          <w:p/>
+        </w:tc>
+      </w:tr>
+      <w:tr>
+        <w:tc>
+          <w:p>
+            <w:pPr>
+              <w:pStyle w:val="Compact"/>
+              <w:jc w:val="left"/>
+            </w:pPr>
+            <w:r>
+              <w:t xml:space="preserve">matte</w:t>
+            </w:r>
+          </w:p>
+        </w:tc>
+        <w:tc>
+          <w:p/>
+        </w:tc>
+        <w:tc>
+          <w:p/>
+        </w:tc>
+      </w:tr>
+      <w:tr>
+        <w:tc>
+          <w:p>
+            <w:pPr>
+              <w:pStyle w:val="Compact"/>
+              <w:jc w:val="left"/>
+            </w:pPr>
+            <w:r>
+              <w:t xml:space="preserve">soft</w:t>
+            </w:r>
+          </w:p>
+        </w:tc>
+        <w:tc>
+          <w:p/>
+        </w:tc>
+        <w:tc>
+          <w:p/>
+        </w:tc>
+      </w:tr>
+      <w:tr>
+        <w:tc>
+          <w:p>
+            <w:pPr>
+              <w:pStyle w:val="Compact"/>
+              <w:jc w:val="left"/>
+            </w:pPr>
+            <w:r>
+              <w:t xml:space="preserve">coarse</w:t>
+            </w:r>
+          </w:p>
+        </w:tc>
+        <w:tc>
+          <w:p/>
+        </w:tc>
+        <w:tc>
+          <w:p/>
+        </w:tc>
+      </w:tr>
+    </w:tbl>
+    <w:p>
+      <w:pPr>
+        <w:pStyle w:val="BodyText"/>
+      </w:pPr>
+      <w:r>
+        <w:t xml:space="preserve">One sentence: a room with three colors and no texture feels ______________________________.</w:t>
+      </w:r>
+    </w:p>
+    <w:p>
+      <w:pPr>
+        <w:pStyle w:val="Heading2"/>
+      </w:pPr>
+      <w:bookmarkStart w:id="23" w:name="part-2-pattern-and-the-layering-rule"/>
+      <w:r>
+        <w:t xml:space="preserve">Part 2: Pattern and the layering rule</w:t>
+      </w:r>
+      <w:bookmarkEnd w:id="23"/>
+    </w:p>
+    <w:p>
+      <w:pPr>
+        <w:pStyle w:val="FirstParagraph"/>
+      </w:pPr>
+      <w:r>
+        <w:rPr>
+          <w:b/>
+        </w:rPr>
+        <w:t xml:space="preserve">The five pattern words.</w:t>
+      </w:r>
+      <w:r>
+        <w:t xml:space="preserve"> </w:t>
+      </w:r>
+      <w:r>
+        <w:t xml:space="preserve">Write one example of each from the swatch box or the magazines.</w:t>
+      </w:r>
+    </w:p>
+    <w:tbl>
+      <w:tblPr>
+        <w:tblStyle w:val="Table"/>
+        <w:tblW w:type="pct" w:w="5000"/>
+        <w:tblLook w:firstRow="1"/>
+      </w:tblPr>
+      <w:tblGrid>
+        <w:gridCol w:w="3120"/>
+        <w:gridCol w:w="3120"/>
+        <w:gridCol w:w="3120"/>
+      </w:tblGrid>
+      <w:tr>
+        <w:trPr>
+          <w:cnfStyle w:firstRow="1"/>
+        </w:trPr>
+        <w:tc>
+          <w:tcPr>
+            <w:tcW w:type="dxa" w:w="3120"/>
+            <w:tcBorders>
+              <w:bottom w:val="single"/>
+            </w:tcBorders>
+            <w:vAlign w:val="bottom"/>
+          </w:tcPr>
+          <w:p>
+            <w:pPr>
+              <w:pStyle w:val="Compact"/>
+              <w:jc w:val="left"/>
+            </w:pPr>
+            <w:r>
+              <w:t xml:space="preserve">Pattern</w:t>
+            </w:r>
+          </w:p>
+        </w:tc>
+        <w:tc>
+          <w:tcPr>
+            <w:tcW w:type="dxa" w:w="3120"/>
+            <w:tcBorders>
+              <w:bottom w:val="single"/>
+            </w:tcBorders>
+            <w:vAlign w:val="bottom"/>
+          </w:tcPr>
+          <w:p>
+            <w:pPr>
+              <w:pStyle w:val="Compact"/>
+              <w:jc w:val="left"/>
+            </w:pPr>
+            <w:r>
+              <w:t xml:space="preserve">What it is</w:t>
+            </w:r>
+          </w:p>
+        </w:tc>
+        <w:tc>
+          <w:tcPr>
+            <w:tcW w:type="dxa" w:w="3120"/>
+            <w:tcBorders>
+              <w:bottom w:val="single"/>
+            </w:tcBorders>
+            <w:vAlign w:val="bottom"/>
+          </w:tcPr>
+          <w:p>
+            <w:pPr>
+              <w:pStyle w:val="Compact"/>
+              <w:jc w:val="left"/>
+            </w:pPr>
+            <w:r>
+              <w:t xml:space="preserve">My example</w:t>
+            </w:r>
+          </w:p>
+        </w:tc>
+      </w:tr>
+      <w:tr>
+        <w:tc>
+          <w:tcPr>
+            <w:tcW w:type="dxa" w:w="3120"/>
+          </w:tcPr>
+          <w:p>
+            <w:pPr>
+              <w:pStyle w:val="Compact"/>
+              <w:jc w:val="left"/>
+            </w:pPr>
+            <w:r>
+              <w:t xml:space="preserve">stripe</w:t>
+            </w:r>
+          </w:p>
+        </w:tc>
+        <w:tc>
+          <w:tcPr>
+            <w:tcW w:type="dxa" w:w="3120"/>
+          </w:tcPr>
+          <w:p>
+            <w:pPr>
+              <w:pStyle w:val="Compact"/>
+              <w:jc w:val="left"/>
+            </w:pPr>
+            <w:r>
+              <w:t xml:space="preserve">lines that repeat, thin or wide</w:t>
+            </w:r>
+          </w:p>
+        </w:tc>
+        <w:tc>
+          <w:tcPr>
+            <w:tcW w:type="dxa" w:w="3120"/>
+          </w:tcPr>
+          <w:p/>
+        </w:tc>
+      </w:tr>
+      <w:tr>
+        <w:tc>
+          <w:tcPr>
+            <w:tcW w:type="dxa" w:w="3120"/>
+          </w:tcPr>
+          <w:p>
+            <w:pPr>
+              <w:pStyle w:val="Compact"/>
+              <w:jc w:val="left"/>
+            </w:pPr>
+            <w:r>
+              <w:t xml:space="preserve">plaid</w:t>
+            </w:r>
+          </w:p>
+        </w:tc>
+        <w:tc>
+          <w:tcPr>
+            <w:tcW w:type="dxa" w:w="3120"/>
+          </w:tcPr>
+          <w:p>
+            <w:pPr>
+              <w:pStyle w:val="Compact"/>
+              <w:jc w:val="left"/>
+            </w:pPr>
+            <w:r>
+              <w:t xml:space="preserve">stripes crossing stripes, like a picnic blanket</w:t>
+            </w:r>
+          </w:p>
+        </w:tc>
+        <w:tc>
+          <w:tcPr>
+            <w:tcW w:type="dxa" w:w="3120"/>
+          </w:tcPr>
+          <w:p/>
+        </w:tc>
+      </w:tr>
+      <w:tr>
+        <w:tc>
+          <w:tcPr>
+            <w:tcW w:type="dxa" w:w="3120"/>
+          </w:tcPr>
+          <w:p>
+            <w:pPr>
+              <w:pStyle w:val="Compact"/>
+              <w:jc w:val="left"/>
+            </w:pPr>
+            <w:r>
+              <w:t xml:space="preserve">floral</w:t>
+            </w:r>
+          </w:p>
+        </w:tc>
+        <w:tc>
+          <w:tcPr>
+            <w:tcW w:type="dxa" w:w="3120"/>
+          </w:tcPr>
+          <w:p>
+            <w:pPr>
+              <w:pStyle w:val="Compact"/>
+              <w:jc w:val="left"/>
+            </w:pPr>
+            <w:r>
+              <w:t xml:space="preserve">flowers or leaves that repeat</w:t>
+            </w:r>
+          </w:p>
+        </w:tc>
+        <w:tc>
+          <w:tcPr>
+            <w:tcW w:type="dxa" w:w="3120"/>
+          </w:tcPr>
+          <w:p/>
+        </w:tc>
+      </w:tr>
+      <w:tr>
+        <w:tc>
+          <w:tcPr>
+            <w:tcW w:type="dxa" w:w="3120"/>
+          </w:tcPr>
+          <w:p>
+            <w:pPr>
+              <w:pStyle w:val="Compact"/>
+              <w:jc w:val="left"/>
+            </w:pPr>
+            <w:r>
+              <w:t xml:space="preserve">geometric</w:t>
+            </w:r>
+          </w:p>
+        </w:tc>
+        <w:tc>
+          <w:tcPr>
+            <w:tcW w:type="dxa" w:w="3120"/>
+          </w:tcPr>
+          <w:p>
+            <w:pPr>
+              <w:pStyle w:val="Compact"/>
+              <w:jc w:val="left"/>
+            </w:pPr>
+            <w:r>
+              <w:t xml:space="preserve">shapes that repeat: triangles, circles, diamonds</w:t>
+            </w:r>
+          </w:p>
+        </w:tc>
+        <w:tc>
+          <w:tcPr>
+            <w:tcW w:type="dxa" w:w="3120"/>
+          </w:tcPr>
+          <w:p/>
+        </w:tc>
+      </w:tr>
+      <w:tr>
+        <w:tc>
+          <w:tcPr>
+            <w:tcW w:type="dxa" w:w="3120"/>
+          </w:tcPr>
+          <w:p>
+            <w:pPr>
+              <w:pStyle w:val="Compact"/>
+              <w:jc w:val="left"/>
+            </w:pPr>
+            <w:r>
+              <w:t xml:space="preserve">solid</w:t>
+            </w:r>
+          </w:p>
+        </w:tc>
+        <w:tc>
+          <w:tcPr>
+            <w:tcW w:type="dxa" w:w="3120"/>
+          </w:tcPr>
+          <w:p>
+            <w:pPr>
+              <w:pStyle w:val="Compact"/>
+              <w:jc w:val="left"/>
+            </w:pPr>
+            <w:r>
+              <w:t xml:space="preserve">no pattern at all, one color, the piece that lets your eye rest</w:t>
+            </w:r>
+          </w:p>
+        </w:tc>
+        <w:tc>
+          <w:tcPr>
+            <w:tcW w:type="dxa" w:w="3120"/>
+          </w:tcPr>
+          <w:p/>
+        </w:tc>
+      </w:tr>
+    </w:tbl>
+    <w:p>
+      <w:pPr>
+        <w:pStyle w:val="BodyText"/>
+      </w:pPr>
+      <w:r>
+        <w:rPr>
+          <w:b/>
+        </w:rPr>
+        <w:t xml:space="preserve">Pattern scale</w:t>
+      </w:r>
+      <w:r>
+        <w:t xml:space="preserve"> </w:t>
+      </w:r>
+      <w:r>
+        <w:t xml:space="preserve">is how big the repeat is, not what color it is. A pinstripe and a four-inch stripe are the same pattern at two different scales.</w:t>
+      </w:r>
+    </w:p>
+    <w:p>
+      <w:pPr>
+        <w:pStyle w:val="BodyText"/>
+      </w:pPr>
+      <w:r>
+        <w:rPr>
+          <w:b/>
+        </w:rPr>
+        <w:t xml:space="preserve">The layering rule of thumb, three parts. Write it in your own words.</w:t>
+      </w:r>
+    </w:p>
+    <w:p>
+      <w:pPr>
+        <w:numPr>
+          <w:ilvl w:val="0"/>
+          <w:numId w:val="1002"/>
+        </w:numPr>
+        <w:pStyle w:val="Compact"/>
+      </w:pPr>
+      <w:r>
+        <w:t xml:space="preserve">Vary the ______________________, so ____________________________________________.</w:t>
+      </w:r>
+    </w:p>
+    <w:p>
+      <w:pPr>
+        <w:numPr>
+          <w:ilvl w:val="0"/>
+          <w:numId w:val="1002"/>
+        </w:numPr>
+        <w:pStyle w:val="Compact"/>
+      </w:pPr>
+      <w:r>
+        <w:t xml:space="preserve">Repeat one ______________________, so __________________________________________.</w:t>
+      </w:r>
+    </w:p>
+    <w:p>
+      <w:pPr>
+        <w:numPr>
+          <w:ilvl w:val="0"/>
+          <w:numId w:val="1002"/>
+        </w:numPr>
+        <w:pStyle w:val="Compact"/>
+      </w:pPr>
+      <w:r>
+        <w:t xml:space="preserve">Let one pattern ______________________ and keep the others ______________________.</w:t>
+      </w:r>
+    </w:p>
+    <w:p>
+      <w:pPr>
+        <w:pStyle w:val="FirstParagraph"/>
+      </w:pPr>
+      <w:r>
+        <w:rPr>
+          <w:b/>
+        </w:rPr>
+        <w:t xml:space="preserve">Judge these six.</w:t>
+      </w:r>
+      <w:r>
+        <w:t xml:space="preserve"> </w:t>
+      </w:r>
+      <w:r>
+        <w:t xml:space="preserve">Works or fights? If it fights, which part of the rule (1, 2, or 3) is missing? One sentence each. We do number 1 together.</w:t>
       </w:r>
     </w:p>
     <w:tbl>
@@ -95,7 +1086,7 @@
               <w:jc w:val="left"/>
             </w:pPr>
             <w:r>
-              <w:t xml:space="preserve">English</w:t>
+              <w:t xml:space="preserve">#</w:t>
             </w:r>
           </w:p>
         </w:tc>
@@ -112,7 +1103,7 @@
               <w:jc w:val="left"/>
             </w:pPr>
             <w:r>
-              <w:t xml:space="preserve">Turkish</w:t>
+              <w:t xml:space="preserve">The combination</w:t>
             </w:r>
           </w:p>
         </w:tc>
@@ -129,7 +1120,7 @@
               <w:jc w:val="left"/>
             </w:pPr>
             <w:r>
-              <w:t xml:space="preserve">Portuguese</w:t>
+              <w:t xml:space="preserve">Works or fights</w:t>
             </w:r>
           </w:p>
         </w:tc>
@@ -146,1207 +1137,6 @@
               <w:jc w:val="left"/>
             </w:pPr>
             <w:r>
-              <w:t xml:space="preserve">Spanish</w:t>
-            </w:r>
-          </w:p>
-        </w:tc>
-      </w:tr>
-      <w:tr>
-        <w:tc>
-          <w:p>
-            <w:pPr>
-              <w:pStyle w:val="Compact"/>
-              <w:jc w:val="left"/>
-            </w:pPr>
-            <w:r>
-              <w:t xml:space="preserve">texture</w:t>
-            </w:r>
-          </w:p>
-        </w:tc>
-        <w:tc>
-          <w:p>
-            <w:pPr>
-              <w:pStyle w:val="Compact"/>
-              <w:jc w:val="left"/>
-            </w:pPr>
-            <w:r>
-              <w:t xml:space="preserve">doku</w:t>
-            </w:r>
-          </w:p>
-        </w:tc>
-        <w:tc>
-          <w:p>
-            <w:pPr>
-              <w:pStyle w:val="Compact"/>
-              <w:jc w:val="left"/>
-            </w:pPr>
-            <w:r>
-              <w:t xml:space="preserve">textura</w:t>
-            </w:r>
-          </w:p>
-        </w:tc>
-        <w:tc>
-          <w:p>
-            <w:pPr>
-              <w:pStyle w:val="Compact"/>
-              <w:jc w:val="left"/>
-            </w:pPr>
-            <w:r>
-              <w:t xml:space="preserve">textura</w:t>
-            </w:r>
-          </w:p>
-        </w:tc>
-      </w:tr>
-      <w:tr>
-        <w:tc>
-          <w:p>
-            <w:pPr>
-              <w:pStyle w:val="Compact"/>
-              <w:jc w:val="left"/>
-            </w:pPr>
-            <w:r>
-              <w:t xml:space="preserve">pattern</w:t>
-            </w:r>
-          </w:p>
-        </w:tc>
-        <w:tc>
-          <w:p>
-            <w:pPr>
-              <w:pStyle w:val="Compact"/>
-              <w:jc w:val="left"/>
-            </w:pPr>
-            <w:r>
-              <w:t xml:space="preserve">desen</w:t>
-            </w:r>
-          </w:p>
-        </w:tc>
-        <w:tc>
-          <w:p>
-            <w:pPr>
-              <w:pStyle w:val="Compact"/>
-              <w:jc w:val="left"/>
-            </w:pPr>
-            <w:r>
-              <w:t xml:space="preserve">padrão (estampa)</w:t>
-            </w:r>
-          </w:p>
-        </w:tc>
-        <w:tc>
-          <w:p>
-            <w:pPr>
-              <w:pStyle w:val="Compact"/>
-              <w:jc w:val="left"/>
-            </w:pPr>
-            <w:r>
-              <w:t xml:space="preserve">patrón (estampado)</w:t>
-            </w:r>
-          </w:p>
-        </w:tc>
-      </w:tr>
-      <w:tr>
-        <w:tc>
-          <w:p>
-            <w:pPr>
-              <w:pStyle w:val="Compact"/>
-              <w:jc w:val="left"/>
-            </w:pPr>
-            <w:r>
-              <w:t xml:space="preserve">mood</w:t>
-            </w:r>
-          </w:p>
-        </w:tc>
-        <w:tc>
-          <w:p>
-            <w:pPr>
-              <w:pStyle w:val="Compact"/>
-              <w:jc w:val="left"/>
-            </w:pPr>
-            <w:r>
-              <w:t xml:space="preserve">duygu (ruh hali)</w:t>
-            </w:r>
-          </w:p>
-        </w:tc>
-        <w:tc>
-          <w:p>
-            <w:pPr>
-              <w:pStyle w:val="Compact"/>
-              <w:jc w:val="left"/>
-            </w:pPr>
-            <w:r>
-              <w:t xml:space="preserve">ânimo (clima)</w:t>
-            </w:r>
-          </w:p>
-        </w:tc>
-        <w:tc>
-          <w:p>
-            <w:pPr>
-              <w:pStyle w:val="Compact"/>
-              <w:jc w:val="left"/>
-            </w:pPr>
-            <w:r>
-              <w:t xml:space="preserve">ambiente (estado de ánimo)</w:t>
-            </w:r>
-          </w:p>
-        </w:tc>
-      </w:tr>
-      <w:tr>
-        <w:tc>
-          <w:p>
-            <w:pPr>
-              <w:pStyle w:val="Compact"/>
-              <w:jc w:val="left"/>
-            </w:pPr>
-            <w:r>
-              <w:t xml:space="preserve">swatch (a small sample)</w:t>
-            </w:r>
-          </w:p>
-        </w:tc>
-        <w:tc>
-          <w:p>
-            <w:pPr>
-              <w:pStyle w:val="Compact"/>
-              <w:jc w:val="left"/>
-            </w:pPr>
-            <w:r>
-              <w:t xml:space="preserve">kumaş örneği (örnek parça)</w:t>
-            </w:r>
-          </w:p>
-        </w:tc>
-        <w:tc>
-          <w:p>
-            <w:pPr>
-              <w:pStyle w:val="Compact"/>
-              <w:jc w:val="left"/>
-            </w:pPr>
-            <w:r>
-              <w:t xml:space="preserve">amostra</w:t>
-            </w:r>
-          </w:p>
-        </w:tc>
-        <w:tc>
-          <w:p>
-            <w:pPr>
-              <w:pStyle w:val="Compact"/>
-              <w:jc w:val="left"/>
-            </w:pPr>
-            <w:r>
-              <w:t xml:space="preserve">muestra</w:t>
-            </w:r>
-          </w:p>
-        </w:tc>
-      </w:tr>
-      <w:tr>
-        <w:tc>
-          <w:p>
-            <w:pPr>
-              <w:pStyle w:val="Compact"/>
-              <w:jc w:val="left"/>
-            </w:pPr>
-            <w:r>
-              <w:t xml:space="preserve">mood board</w:t>
-            </w:r>
-          </w:p>
-        </w:tc>
-        <w:tc>
-          <w:p>
-            <w:pPr>
-              <w:pStyle w:val="Compact"/>
-              <w:jc w:val="left"/>
-            </w:pPr>
-            <w:r>
-              <w:t xml:space="preserve">duygu panosu (ilham panosu)</w:t>
-            </w:r>
-          </w:p>
-        </w:tc>
-        <w:tc>
-          <w:p>
-            <w:pPr>
-              <w:pStyle w:val="Compact"/>
-              <w:jc w:val="left"/>
-            </w:pPr>
-            <w:r>
-              <w:t xml:space="preserve">painel de inspiração</w:t>
-            </w:r>
-          </w:p>
-        </w:tc>
-        <w:tc>
-          <w:p>
-            <w:pPr>
-              <w:pStyle w:val="Compact"/>
-              <w:jc w:val="left"/>
-            </w:pPr>
-            <w:r>
-              <w:t xml:space="preserve">tablero de inspiración</w:t>
-            </w:r>
-          </w:p>
-        </w:tc>
-      </w:tr>
-      <w:tr>
-        <w:tc>
-          <w:p>
-            <w:pPr>
-              <w:pStyle w:val="Compact"/>
-              <w:jc w:val="left"/>
-            </w:pPr>
-            <w:r>
-              <w:t xml:space="preserve">smooth</w:t>
-            </w:r>
-          </w:p>
-        </w:tc>
-        <w:tc>
-          <w:p>
-            <w:pPr>
-              <w:pStyle w:val="Compact"/>
-              <w:jc w:val="left"/>
-            </w:pPr>
-            <w:r>
-              <w:t xml:space="preserve">pürüzsüz</w:t>
-            </w:r>
-          </w:p>
-        </w:tc>
-        <w:tc>
-          <w:p>
-            <w:pPr>
-              <w:pStyle w:val="Compact"/>
-              <w:jc w:val="left"/>
-            </w:pPr>
-            <w:r>
-              <w:t xml:space="preserve">liso</w:t>
-            </w:r>
-          </w:p>
-        </w:tc>
-        <w:tc>
-          <w:p>
-            <w:pPr>
-              <w:pStyle w:val="Compact"/>
-              <w:jc w:val="left"/>
-            </w:pPr>
-            <w:r>
-              <w:t xml:space="preserve">liso</w:t>
-            </w:r>
-          </w:p>
-        </w:tc>
-      </w:tr>
-      <w:tr>
-        <w:tc>
-          <w:p>
-            <w:pPr>
-              <w:pStyle w:val="Compact"/>
-              <w:jc w:val="left"/>
-            </w:pPr>
-            <w:r>
-              <w:t xml:space="preserve">rough</w:t>
-            </w:r>
-          </w:p>
-        </w:tc>
-        <w:tc>
-          <w:p>
-            <w:pPr>
-              <w:pStyle w:val="Compact"/>
-              <w:jc w:val="left"/>
-            </w:pPr>
-            <w:r>
-              <w:t xml:space="preserve">pürüzlü</w:t>
-            </w:r>
-          </w:p>
-        </w:tc>
-        <w:tc>
-          <w:p>
-            <w:pPr>
-              <w:pStyle w:val="Compact"/>
-              <w:jc w:val="left"/>
-            </w:pPr>
-            <w:r>
-              <w:t xml:space="preserve">áspero</w:t>
-            </w:r>
-          </w:p>
-        </w:tc>
-        <w:tc>
-          <w:p>
-            <w:pPr>
-              <w:pStyle w:val="Compact"/>
-              <w:jc w:val="left"/>
-            </w:pPr>
-            <w:r>
-              <w:t xml:space="preserve">áspero</w:t>
-            </w:r>
-          </w:p>
-        </w:tc>
-      </w:tr>
-      <w:tr>
-        <w:tc>
-          <w:p>
-            <w:pPr>
-              <w:pStyle w:val="Compact"/>
-              <w:jc w:val="left"/>
-            </w:pPr>
-            <w:r>
-              <w:t xml:space="preserve">soft</w:t>
-            </w:r>
-          </w:p>
-        </w:tc>
-        <w:tc>
-          <w:p>
-            <w:pPr>
-              <w:pStyle w:val="Compact"/>
-              <w:jc w:val="left"/>
-            </w:pPr>
-            <w:r>
-              <w:t xml:space="preserve">yumuşak</w:t>
-            </w:r>
-          </w:p>
-        </w:tc>
-        <w:tc>
-          <w:p>
-            <w:pPr>
-              <w:pStyle w:val="Compact"/>
-              <w:jc w:val="left"/>
-            </w:pPr>
-            <w:r>
-              <w:t xml:space="preserve">macio</w:t>
-            </w:r>
-          </w:p>
-        </w:tc>
-        <w:tc>
-          <w:p>
-            <w:pPr>
-              <w:pStyle w:val="Compact"/>
-              <w:jc w:val="left"/>
-            </w:pPr>
-            <w:r>
-              <w:t xml:space="preserve">suave</w:t>
-            </w:r>
-          </w:p>
-        </w:tc>
-      </w:tr>
-      <w:tr>
-        <w:tc>
-          <w:p>
-            <w:pPr>
-              <w:pStyle w:val="Compact"/>
-              <w:jc w:val="left"/>
-            </w:pPr>
-            <w:r>
-              <w:t xml:space="preserve">shiny</w:t>
-            </w:r>
-          </w:p>
-        </w:tc>
-        <w:tc>
-          <w:p>
-            <w:pPr>
-              <w:pStyle w:val="Compact"/>
-              <w:jc w:val="left"/>
-            </w:pPr>
-            <w:r>
-              <w:t xml:space="preserve">parlak</w:t>
-            </w:r>
-          </w:p>
-        </w:tc>
-        <w:tc>
-          <w:p>
-            <w:pPr>
-              <w:pStyle w:val="Compact"/>
-              <w:jc w:val="left"/>
-            </w:pPr>
-            <w:r>
-              <w:t xml:space="preserve">brilhante</w:t>
-            </w:r>
-          </w:p>
-        </w:tc>
-        <w:tc>
-          <w:p>
-            <w:pPr>
-              <w:pStyle w:val="Compact"/>
-              <w:jc w:val="left"/>
-            </w:pPr>
-            <w:r>
-              <w:t xml:space="preserve">brillante</w:t>
-            </w:r>
-          </w:p>
-        </w:tc>
-      </w:tr>
-      <w:tr>
-        <w:tc>
-          <w:p>
-            <w:pPr>
-              <w:pStyle w:val="Compact"/>
-              <w:jc w:val="left"/>
-            </w:pPr>
-            <w:r>
-              <w:t xml:space="preserve">matte (not shiny)</w:t>
-            </w:r>
-          </w:p>
-        </w:tc>
-        <w:tc>
-          <w:p>
-            <w:pPr>
-              <w:pStyle w:val="Compact"/>
-              <w:jc w:val="left"/>
-            </w:pPr>
-            <w:r>
-              <w:t xml:space="preserve">mat</w:t>
-            </w:r>
-          </w:p>
-        </w:tc>
-        <w:tc>
-          <w:p>
-            <w:pPr>
-              <w:pStyle w:val="Compact"/>
-              <w:jc w:val="left"/>
-            </w:pPr>
-            <w:r>
-              <w:t xml:space="preserve">fosco (opaco)</w:t>
-            </w:r>
-          </w:p>
-        </w:tc>
-        <w:tc>
-          <w:p>
-            <w:pPr>
-              <w:pStyle w:val="Compact"/>
-              <w:jc w:val="left"/>
-            </w:pPr>
-            <w:r>
-              <w:t xml:space="preserve">mate</w:t>
-            </w:r>
-          </w:p>
-        </w:tc>
-      </w:tr>
-      <w:tr>
-        <w:tc>
-          <w:p>
-            <w:pPr>
-              <w:pStyle w:val="Compact"/>
-              <w:jc w:val="left"/>
-            </w:pPr>
-            <w:r>
-              <w:t xml:space="preserve">coarse</w:t>
-            </w:r>
-          </w:p>
-        </w:tc>
-        <w:tc>
-          <w:p>
-            <w:pPr>
-              <w:pStyle w:val="Compact"/>
-              <w:jc w:val="left"/>
-            </w:pPr>
-            <w:r>
-              <w:t xml:space="preserve">kaba (sert dokulu)</w:t>
-            </w:r>
-          </w:p>
-        </w:tc>
-        <w:tc>
-          <w:p>
-            <w:pPr>
-              <w:pStyle w:val="Compact"/>
-              <w:jc w:val="left"/>
-            </w:pPr>
-            <w:r>
-              <w:t xml:space="preserve">grosseiro</w:t>
-            </w:r>
-          </w:p>
-        </w:tc>
-        <w:tc>
-          <w:p>
-            <w:pPr>
-              <w:pStyle w:val="Compact"/>
-              <w:jc w:val="left"/>
-            </w:pPr>
-            <w:r>
-              <w:t xml:space="preserve">basto</w:t>
-            </w:r>
-          </w:p>
-        </w:tc>
-      </w:tr>
-    </w:tbl>
-    <w:p>
-      <w:pPr>
-        <w:pStyle w:val="Heading2"/>
-      </w:pPr>
-      <w:bookmarkStart w:id="22" w:name="part-1-six-texture-words"/>
-      <w:r>
-        <w:t xml:space="preserve">Part 1: Six texture words</w:t>
-      </w:r>
-      <w:bookmarkEnd w:id="22"/>
-    </w:p>
-    <w:p>
-      <w:pPr>
-        <w:pStyle w:val="FirstParagraph"/>
-      </w:pPr>
-      <w:r>
-        <w:t xml:space="preserve">Texture is how a surface feels, or how it looks like it would feel. There are two kinds:</w:t>
-      </w:r>
-    </w:p>
-    <w:p>
-      <w:pPr>
-        <w:numPr>
-          <w:ilvl w:val="0"/>
-          <w:numId w:val="1001"/>
-        </w:numPr>
-        <w:pStyle w:val="Compact"/>
-      </w:pPr>
-      <w:r>
-        <w:rPr>
-          <w:b/>
-        </w:rPr>
-        <w:t xml:space="preserve">Actual texture:</w:t>
-      </w:r>
-      <w:r>
-        <w:t xml:space="preserve"> </w:t>
-      </w:r>
-      <w:r>
-        <w:t xml:space="preserve">what your hand finds. A knit blanket, a brick wall, a rough rug.</w:t>
-      </w:r>
-    </w:p>
-    <w:p>
-      <w:pPr>
-        <w:numPr>
-          <w:ilvl w:val="0"/>
-          <w:numId w:val="1001"/>
-        </w:numPr>
-        <w:pStyle w:val="Compact"/>
-      </w:pPr>
-      <w:r>
-        <w:rPr>
-          <w:b/>
-        </w:rPr>
-        <w:t xml:space="preserve">Visual texture:</w:t>
-      </w:r>
-      <w:r>
-        <w:t xml:space="preserve"> </w:t>
-      </w:r>
-      <w:r>
-        <w:t xml:space="preserve">what your eye is told by a flat surface. A photograph of wood printed on a floor tile, a wallpaper printed to look like stone, a shiny magazine page of a carpet.</w:t>
-      </w:r>
-    </w:p>
-    <w:tbl>
-      <w:tblPr>
-        <w:tblStyle w:val="Table"/>
-        <w:tblW w:type="pct" w:w="5000.0"/>
-        <w:tblLook w:firstRow="1"/>
-      </w:tblPr>
-      <w:tblGrid>
-        <w:gridCol w:w="2640"/>
-        <w:gridCol w:w="2640"/>
-        <w:gridCol w:w="2640"/>
-      </w:tblGrid>
-      <w:tr>
-        <w:trPr>
-          <w:cnfStyle w:firstRow="1"/>
-        </w:trPr>
-        <w:tc>
-          <w:tcPr>
-            <w:tcBorders>
-              <w:bottom w:val="single"/>
-            </w:tcBorders>
-            <w:vAlign w:val="bottom"/>
-          </w:tcPr>
-          <w:p>
-            <w:pPr>
-              <w:pStyle w:val="Compact"/>
-              <w:jc w:val="left"/>
-            </w:pPr>
-            <w:r>
-              <w:t xml:space="preserve">Texture word</w:t>
-            </w:r>
-          </w:p>
-        </w:tc>
-        <w:tc>
-          <w:tcPr>
-            <w:tcBorders>
-              <w:bottom w:val="single"/>
-            </w:tcBorders>
-            <w:vAlign w:val="bottom"/>
-          </w:tcPr>
-          <w:p>
-            <w:pPr>
-              <w:pStyle w:val="Compact"/>
-              <w:jc w:val="left"/>
-            </w:pPr>
-            <w:r>
-              <w:t xml:space="preserve">A swatch or an object in this room that matches</w:t>
-            </w:r>
-          </w:p>
-        </w:tc>
-        <w:tc>
-          <w:tcPr>
-            <w:tcBorders>
-              <w:bottom w:val="single"/>
-            </w:tcBorders>
-            <w:vAlign w:val="bottom"/>
-          </w:tcPr>
-          <w:p>
-            <w:pPr>
-              <w:pStyle w:val="Compact"/>
-              <w:jc w:val="left"/>
-            </w:pPr>
-            <w:r>
-              <w:t xml:space="preserve">Actual (A) or visual (V)?</w:t>
-            </w:r>
-          </w:p>
-        </w:tc>
-      </w:tr>
-      <w:tr>
-        <w:tc>
-          <w:p>
-            <w:pPr>
-              <w:pStyle w:val="Compact"/>
-              <w:jc w:val="left"/>
-            </w:pPr>
-            <w:r>
-              <w:t xml:space="preserve">smooth</w:t>
-            </w:r>
-          </w:p>
-        </w:tc>
-        <w:tc>
-          <w:p/>
-        </w:tc>
-        <w:tc>
-          <w:p/>
-        </w:tc>
-      </w:tr>
-      <w:tr>
-        <w:tc>
-          <w:p>
-            <w:pPr>
-              <w:pStyle w:val="Compact"/>
-              <w:jc w:val="left"/>
-            </w:pPr>
-            <w:r>
-              <w:t xml:space="preserve">rough</w:t>
-            </w:r>
-          </w:p>
-        </w:tc>
-        <w:tc>
-          <w:p/>
-        </w:tc>
-        <w:tc>
-          <w:p/>
-        </w:tc>
-      </w:tr>
-      <w:tr>
-        <w:tc>
-          <w:p>
-            <w:pPr>
-              <w:pStyle w:val="Compact"/>
-              <w:jc w:val="left"/>
-            </w:pPr>
-            <w:r>
-              <w:t xml:space="preserve">shiny</w:t>
-            </w:r>
-          </w:p>
-        </w:tc>
-        <w:tc>
-          <w:p/>
-        </w:tc>
-        <w:tc>
-          <w:p/>
-        </w:tc>
-      </w:tr>
-      <w:tr>
-        <w:tc>
-          <w:p>
-            <w:pPr>
-              <w:pStyle w:val="Compact"/>
-              <w:jc w:val="left"/>
-            </w:pPr>
-            <w:r>
-              <w:t xml:space="preserve">matte</w:t>
-            </w:r>
-          </w:p>
-        </w:tc>
-        <w:tc>
-          <w:p/>
-        </w:tc>
-        <w:tc>
-          <w:p/>
-        </w:tc>
-      </w:tr>
-      <w:tr>
-        <w:tc>
-          <w:p>
-            <w:pPr>
-              <w:pStyle w:val="Compact"/>
-              <w:jc w:val="left"/>
-            </w:pPr>
-            <w:r>
-              <w:t xml:space="preserve">soft</w:t>
-            </w:r>
-          </w:p>
-        </w:tc>
-        <w:tc>
-          <w:p/>
-        </w:tc>
-        <w:tc>
-          <w:p/>
-        </w:tc>
-      </w:tr>
-      <w:tr>
-        <w:tc>
-          <w:p>
-            <w:pPr>
-              <w:pStyle w:val="Compact"/>
-              <w:jc w:val="left"/>
-            </w:pPr>
-            <w:r>
-              <w:t xml:space="preserve">coarse</w:t>
-            </w:r>
-          </w:p>
-        </w:tc>
-        <w:tc>
-          <w:p/>
-        </w:tc>
-        <w:tc>
-          <w:p/>
-        </w:tc>
-      </w:tr>
-    </w:tbl>
-    <w:p>
-      <w:pPr>
-        <w:pStyle w:val="BodyText"/>
-      </w:pPr>
-      <w:r>
-        <w:t xml:space="preserve">One sentence: a room with three colors and no texture feels ______________________________.</w:t>
-      </w:r>
-    </w:p>
-    <w:p>
-      <w:pPr>
-        <w:pStyle w:val="Heading2"/>
-      </w:pPr>
-      <w:bookmarkStart w:id="23" w:name="part-2-pattern-and-the-layering-rule"/>
-      <w:r>
-        <w:t xml:space="preserve">Part 2: Pattern and the layering rule</w:t>
-      </w:r>
-      <w:bookmarkEnd w:id="23"/>
-    </w:p>
-    <w:p>
-      <w:pPr>
-        <w:pStyle w:val="FirstParagraph"/>
-      </w:pPr>
-      <w:r>
-        <w:rPr>
-          <w:b/>
-        </w:rPr>
-        <w:t xml:space="preserve">The five pattern words.</w:t>
-      </w:r>
-      <w:r>
-        <w:t xml:space="preserve"> </w:t>
-      </w:r>
-      <w:r>
-        <w:t xml:space="preserve">Write one example of each from the swatch box or the magazines.</w:t>
-      </w:r>
-    </w:p>
-    <w:tbl>
-      <w:tblPr>
-        <w:tblStyle w:val="Table"/>
-        <w:tblW w:type="pct" w:w="5000"/>
-        <w:tblLook w:firstRow="1"/>
-      </w:tblPr>
-      <w:tblGrid>
-        <w:gridCol w:w="3120"/>
-        <w:gridCol w:w="3120"/>
-        <w:gridCol w:w="3120"/>
-      </w:tblGrid>
-      <w:tr>
-        <w:trPr>
-          <w:cnfStyle w:firstRow="1"/>
-        </w:trPr>
-        <w:tc>
-          <w:tcPr>
-            <w:tcW w:type="dxa" w:w="3120"/>
-            <w:tcBorders>
-              <w:bottom w:val="single"/>
-            </w:tcBorders>
-            <w:vAlign w:val="bottom"/>
-          </w:tcPr>
-          <w:p>
-            <w:pPr>
-              <w:pStyle w:val="Compact"/>
-              <w:jc w:val="left"/>
-            </w:pPr>
-            <w:r>
-              <w:t xml:space="preserve">Pattern</w:t>
-            </w:r>
-          </w:p>
-        </w:tc>
-        <w:tc>
-          <w:tcPr>
-            <w:tcW w:type="dxa" w:w="3120"/>
-            <w:tcBorders>
-              <w:bottom w:val="single"/>
-            </w:tcBorders>
-            <w:vAlign w:val="bottom"/>
-          </w:tcPr>
-          <w:p>
-            <w:pPr>
-              <w:pStyle w:val="Compact"/>
-              <w:jc w:val="left"/>
-            </w:pPr>
-            <w:r>
-              <w:t xml:space="preserve">What it is</w:t>
-            </w:r>
-          </w:p>
-        </w:tc>
-        <w:tc>
-          <w:tcPr>
-            <w:tcW w:type="dxa" w:w="3120"/>
-            <w:tcBorders>
-              <w:bottom w:val="single"/>
-            </w:tcBorders>
-            <w:vAlign w:val="bottom"/>
-          </w:tcPr>
-          <w:p>
-            <w:pPr>
-              <w:pStyle w:val="Compact"/>
-              <w:jc w:val="left"/>
-            </w:pPr>
-            <w:r>
-              <w:t xml:space="preserve">My example</w:t>
-            </w:r>
-          </w:p>
-        </w:tc>
-      </w:tr>
-      <w:tr>
-        <w:tc>
-          <w:tcPr>
-            <w:tcW w:type="dxa" w:w="3120"/>
-          </w:tcPr>
-          <w:p>
-            <w:pPr>
-              <w:pStyle w:val="Compact"/>
-              <w:jc w:val="left"/>
-            </w:pPr>
-            <w:r>
-              <w:t xml:space="preserve">stripe</w:t>
-            </w:r>
-          </w:p>
-        </w:tc>
-        <w:tc>
-          <w:tcPr>
-            <w:tcW w:type="dxa" w:w="3120"/>
-          </w:tcPr>
-          <w:p>
-            <w:pPr>
-              <w:pStyle w:val="Compact"/>
-              <w:jc w:val="left"/>
-            </w:pPr>
-            <w:r>
-              <w:t xml:space="preserve">lines that repeat, thin or wide</w:t>
-            </w:r>
-          </w:p>
-        </w:tc>
-        <w:tc>
-          <w:tcPr>
-            <w:tcW w:type="dxa" w:w="3120"/>
-          </w:tcPr>
-          <w:p/>
-        </w:tc>
-      </w:tr>
-      <w:tr>
-        <w:tc>
-          <w:tcPr>
-            <w:tcW w:type="dxa" w:w="3120"/>
-          </w:tcPr>
-          <w:p>
-            <w:pPr>
-              <w:pStyle w:val="Compact"/>
-              <w:jc w:val="left"/>
-            </w:pPr>
-            <w:r>
-              <w:t xml:space="preserve">plaid</w:t>
-            </w:r>
-          </w:p>
-        </w:tc>
-        <w:tc>
-          <w:tcPr>
-            <w:tcW w:type="dxa" w:w="3120"/>
-          </w:tcPr>
-          <w:p>
-            <w:pPr>
-              <w:pStyle w:val="Compact"/>
-              <w:jc w:val="left"/>
-            </w:pPr>
-            <w:r>
-              <w:t xml:space="preserve">stripes crossing stripes, like a picnic blanket</w:t>
-            </w:r>
-          </w:p>
-        </w:tc>
-        <w:tc>
-          <w:tcPr>
-            <w:tcW w:type="dxa" w:w="3120"/>
-          </w:tcPr>
-          <w:p/>
-        </w:tc>
-      </w:tr>
-      <w:tr>
-        <w:tc>
-          <w:tcPr>
-            <w:tcW w:type="dxa" w:w="3120"/>
-          </w:tcPr>
-          <w:p>
-            <w:pPr>
-              <w:pStyle w:val="Compact"/>
-              <w:jc w:val="left"/>
-            </w:pPr>
-            <w:r>
-              <w:t xml:space="preserve">floral</w:t>
-            </w:r>
-          </w:p>
-        </w:tc>
-        <w:tc>
-          <w:tcPr>
-            <w:tcW w:type="dxa" w:w="3120"/>
-          </w:tcPr>
-          <w:p>
-            <w:pPr>
-              <w:pStyle w:val="Compact"/>
-              <w:jc w:val="left"/>
-            </w:pPr>
-            <w:r>
-              <w:t xml:space="preserve">flowers or leaves that repeat</w:t>
-            </w:r>
-          </w:p>
-        </w:tc>
-        <w:tc>
-          <w:tcPr>
-            <w:tcW w:type="dxa" w:w="3120"/>
-          </w:tcPr>
-          <w:p/>
-        </w:tc>
-      </w:tr>
-      <w:tr>
-        <w:tc>
-          <w:tcPr>
-            <w:tcW w:type="dxa" w:w="3120"/>
-          </w:tcPr>
-          <w:p>
-            <w:pPr>
-              <w:pStyle w:val="Compact"/>
-              <w:jc w:val="left"/>
-            </w:pPr>
-            <w:r>
-              <w:t xml:space="preserve">geometric</w:t>
-            </w:r>
-          </w:p>
-        </w:tc>
-        <w:tc>
-          <w:tcPr>
-            <w:tcW w:type="dxa" w:w="3120"/>
-          </w:tcPr>
-          <w:p>
-            <w:pPr>
-              <w:pStyle w:val="Compact"/>
-              <w:jc w:val="left"/>
-            </w:pPr>
-            <w:r>
-              <w:t xml:space="preserve">shapes that repeat: triangles, circles, diamonds</w:t>
-            </w:r>
-          </w:p>
-        </w:tc>
-        <w:tc>
-          <w:tcPr>
-            <w:tcW w:type="dxa" w:w="3120"/>
-          </w:tcPr>
-          <w:p/>
-        </w:tc>
-      </w:tr>
-      <w:tr>
-        <w:tc>
-          <w:tcPr>
-            <w:tcW w:type="dxa" w:w="3120"/>
-          </w:tcPr>
-          <w:p>
-            <w:pPr>
-              <w:pStyle w:val="Compact"/>
-              <w:jc w:val="left"/>
-            </w:pPr>
-            <w:r>
-              <w:t xml:space="preserve">solid</w:t>
-            </w:r>
-          </w:p>
-        </w:tc>
-        <w:tc>
-          <w:tcPr>
-            <w:tcW w:type="dxa" w:w="3120"/>
-          </w:tcPr>
-          <w:p>
-            <w:pPr>
-              <w:pStyle w:val="Compact"/>
-              <w:jc w:val="left"/>
-            </w:pPr>
-            <w:r>
-              <w:t xml:space="preserve">no pattern at all, one color, the piece that lets your eye rest</w:t>
-            </w:r>
-          </w:p>
-        </w:tc>
-        <w:tc>
-          <w:tcPr>
-            <w:tcW w:type="dxa" w:w="3120"/>
-          </w:tcPr>
-          <w:p/>
-        </w:tc>
-      </w:tr>
-    </w:tbl>
-    <w:p>
-      <w:pPr>
-        <w:pStyle w:val="BodyText"/>
-      </w:pPr>
-      <w:r>
-        <w:rPr>
-          <w:b/>
-        </w:rPr>
-        <w:t xml:space="preserve">Pattern scale</w:t>
-      </w:r>
-      <w:r>
-        <w:t xml:space="preserve"> </w:t>
-      </w:r>
-      <w:r>
-        <w:t xml:space="preserve">is how big the repeat is, not what color it is. A pinstripe and a four-inch stripe are the same pattern at two different scales.</w:t>
-      </w:r>
-    </w:p>
-    <w:p>
-      <w:pPr>
-        <w:pStyle w:val="BodyText"/>
-      </w:pPr>
-      <w:r>
-        <w:rPr>
-          <w:b/>
-        </w:rPr>
-        <w:t xml:space="preserve">The layering rule of thumb, three parts. Write it in your own words.</w:t>
-      </w:r>
-    </w:p>
-    <w:p>
-      <w:pPr>
-        <w:numPr>
-          <w:ilvl w:val="0"/>
-          <w:numId w:val="1002"/>
-        </w:numPr>
-        <w:pStyle w:val="Compact"/>
-      </w:pPr>
-      <w:r>
-        <w:t xml:space="preserve">Vary the ______________________, so ____________________________________________.</w:t>
-      </w:r>
-    </w:p>
-    <w:p>
-      <w:pPr>
-        <w:numPr>
-          <w:ilvl w:val="0"/>
-          <w:numId w:val="1002"/>
-        </w:numPr>
-        <w:pStyle w:val="Compact"/>
-      </w:pPr>
-      <w:r>
-        <w:t xml:space="preserve">Repeat one ______________________, so __________________________________________.</w:t>
-      </w:r>
-    </w:p>
-    <w:p>
-      <w:pPr>
-        <w:numPr>
-          <w:ilvl w:val="0"/>
-          <w:numId w:val="1002"/>
-        </w:numPr>
-        <w:pStyle w:val="Compact"/>
-      </w:pPr>
-      <w:r>
-        <w:t xml:space="preserve">Let one pattern ______________________ and keep the others ______________________.</w:t>
-      </w:r>
-    </w:p>
-    <w:p>
-      <w:pPr>
-        <w:pStyle w:val="FirstParagraph"/>
-      </w:pPr>
-      <w:r>
-        <w:rPr>
-          <w:b/>
-        </w:rPr>
-        <w:t xml:space="preserve">Judge these six.</w:t>
-      </w:r>
-      <w:r>
-        <w:t xml:space="preserve"> </w:t>
-      </w:r>
-      <w:r>
-        <w:t xml:space="preserve">Works or fights? If it fights, which part of the rule (1, 2, or 3) is missing? One sentence each. We do number 1 together.</w:t>
-      </w:r>
-    </w:p>
-    <w:tbl>
-      <w:tblPr>
-        <w:tblStyle w:val="Table"/>
-        <w:tblW w:type="pct" w:w="5000.0"/>
-        <w:tblLook w:firstRow="1"/>
-      </w:tblPr>
-      <w:tblGrid>
-        <w:gridCol w:w="1980"/>
-        <w:gridCol w:w="1980"/>
-        <w:gridCol w:w="1980"/>
-        <w:gridCol w:w="1980"/>
-      </w:tblGrid>
-      <w:tr>
-        <w:trPr>
-          <w:cnfStyle w:firstRow="1"/>
-        </w:trPr>
-        <w:tc>
-          <w:tcPr>
-            <w:tcBorders>
-              <w:bottom w:val="single"/>
-            </w:tcBorders>
-            <w:vAlign w:val="bottom"/>
-          </w:tcPr>
-          <w:p>
-            <w:pPr>
-              <w:pStyle w:val="Compact"/>
-              <w:jc w:val="left"/>
-            </w:pPr>
-            <w:r>
-              <w:t xml:space="preserve">#</w:t>
-            </w:r>
-          </w:p>
-        </w:tc>
-        <w:tc>
-          <w:tcPr>
-            <w:tcBorders>
-              <w:bottom w:val="single"/>
-            </w:tcBorders>
-            <w:vAlign w:val="bottom"/>
-          </w:tcPr>
-          <w:p>
-            <w:pPr>
-              <w:pStyle w:val="Compact"/>
-              <w:jc w:val="left"/>
-            </w:pPr>
-            <w:r>
-              <w:t xml:space="preserve">The combination</w:t>
-            </w:r>
-          </w:p>
-        </w:tc>
-        <w:tc>
-          <w:tcPr>
-            <w:tcBorders>
-              <w:bottom w:val="single"/>
-            </w:tcBorders>
-            <w:vAlign w:val="bottom"/>
-          </w:tcPr>
-          <w:p>
-            <w:pPr>
-              <w:pStyle w:val="Compact"/>
-              <w:jc w:val="left"/>
-            </w:pPr>
-            <w:r>
-              <w:t xml:space="preserve">Works or fights</w:t>
-            </w:r>
-          </w:p>
-        </w:tc>
-        <w:tc>
-          <w:tcPr>
-            <w:tcBorders>
-              <w:bottom w:val="single"/>
-            </w:tcBorders>
-            <w:vAlign w:val="bottom"/>
-          </w:tcPr>
-          <w:p>
-            <w:pPr>
-              <w:pStyle w:val="Compact"/>
-              <w:jc w:val="left"/>
-            </w:pPr>
-            <w:r>
               <w:t xml:space="preserve">Which rule part is missing, and why</w:t>
             </w:r>
           </w:p>
@@ -1551,8 +1341,15 @@
       </w:r>
     </w:p>
     <w:p>
-      <w:r>
-        <w:br w:type="page"/>
+      <w:pPr>
+        <w:numPr>
+          <w:ilvl w:val="0"/>
+          <w:numId w:val="1003"/>
+        </w:numPr>
+        <w:pStyle w:val="Compact"/>
+      </w:pPr>
+      <w:r>
+        <w:t xml:space="preserve">_______________________________________________________________________________</w:t>
       </w:r>
     </w:p>
     <w:p>
@@ -2129,8 +1926,11 @@
       </w:r>
     </w:p>
     <w:p>
-      <w:r>
-        <w:br w:type="page"/>
+      <w:pPr>
+        <w:pStyle w:val="BodyText"/>
+      </w:pPr>
+      <w:r>
+        <w:t xml:space="preserve">________________________________________________________________________________</w:t>
       </w:r>
     </w:p>
     <w:p>
@@ -2184,21 +1984,27 @@
       </w:r>
     </w:p>
     <w:p>
-      <w:r>
-        <w:br w:type="page"/>
-      </w:r>
-    </w:p>
-    <w:p>
       <w:pPr>
         <w:pStyle w:val="BodyText"/>
       </w:pPr>
       <w:r>
+        <w:t xml:space="preserve">________________________________________________________________________________</w:t>
+      </w:r>
+    </w:p>
+    <w:p>
+      <w:pPr>
+        <w:pStyle w:val="BodyText"/>
+      </w:pPr>
+      <w:r>
         <w:t xml:space="preserve">★ One thing that makes the four pieces work together: ______________________________</w:t>
       </w:r>
     </w:p>
     <w:p>
-      <w:r>
-        <w:br w:type="page"/>
+      <w:pPr>
+        <w:pStyle w:val="BodyText"/>
+      </w:pPr>
+      <w:r>
+        <w:t xml:space="preserve">________________________________________________________________________________</w:t>
       </w:r>
     </w:p>
     <w:p>
@@ -2265,21 +2071,27 @@
       </w:r>
     </w:p>
     <w:p>
-      <w:r>
-        <w:br w:type="page"/>
-      </w:r>
-    </w:p>
-    <w:p>
       <w:pPr>
         <w:pStyle w:val="BodyText"/>
       </w:pPr>
       <w:r>
+        <w:t xml:space="preserve">________________________________________________________________________________</w:t>
+      </w:r>
+    </w:p>
+    <w:p>
+      <w:pPr>
+        <w:pStyle w:val="BodyText"/>
+      </w:pPr>
+      <w:r>
         <w:t xml:space="preserve">★ One thing that makes the four pieces work together: ______________________________</w:t>
       </w:r>
     </w:p>
     <w:p>
-      <w:r>
-        <w:br w:type="page"/>
+      <w:pPr>
+        <w:pStyle w:val="BodyText"/>
+      </w:pPr>
+      <w:r>
+        <w:t xml:space="preserve">________________________________________________________________________________</w:t>
       </w:r>
     </w:p>
     <w:p>

--- a/downloads/handouts/Unit 04/Handout 04.09 - Mood Board Planner.docx
+++ b/downloads/handouts/Unit 04/Handout 04.09 - Mood Board Planner.docx
@@ -34,7 +34,7 @@
         <w:t xml:space="preserve"> </w:t>
       </w:r>
       <w:r>
-        <w:t xml:space="preserve">Part 1 fills in while we pass the swatch box. Part 2 is the rule and the six combinations you judge with your table. Part 3 is the card you draw from the cup. Part 4 is your plan, in pencil, before you glue anything. Part 5 tells you how to lay out the board. Part 6 is the sentence that goes at the bottom of the board. Part 7 you tear off and give away. The board goes in your project folder and you will use it again in Lesson 4.14, so put your name on it.</w:t>
+        <w:t xml:space="preserve">Fill in Part 1 while we pass the swatch box. Part 2 is the rule and the six combinations you judge with your table. Part 3 is the card you draw from the cup. Part 4 is your plan. Do it in pencil before you glue anything. Part 5 tells you how to lay out the board. Part 6 is the sentence that goes at the bottom of the board. Part 7 is the strips you tear off and give away. The board goes in your project folder. You will use it again in Lesson 4.14, so put your name on it.</w:t>
       </w:r>
     </w:p>
     <w:p>
@@ -1001,7 +1001,7 @@
         <w:rPr>
           <w:b/>
         </w:rPr>
-        <w:t xml:space="preserve">The layering rule of thumb, three parts. Write it in your own words.</w:t>
+        <w:t xml:space="preserve">The layering rule has three parts. Write each part in your own words.</w:t>
       </w:r>
     </w:p>
     <w:p>
@@ -1054,7 +1054,43 @@
         <w:t xml:space="preserve"> </w:t>
       </w:r>
       <w:r>
-        <w:t xml:space="preserve">Works or fights? If it fights, which part of the rule (1, 2, or 3) is missing? One sentence each. We do number 1 together.</w:t>
+        <w:t xml:space="preserve">For each one, write</w:t>
+      </w:r>
+      <w:r>
+        <w:t xml:space="preserve"> </w:t>
+      </w:r>
+      <w:r>
+        <w:t xml:space="preserve">“</w:t>
+      </w:r>
+      <w:r>
+        <w:t xml:space="preserve">works</w:t>
+      </w:r>
+      <w:r>
+        <w:t xml:space="preserve">”</w:t>
+      </w:r>
+      <w:r>
+        <w:t xml:space="preserve"> </w:t>
+      </w:r>
+      <w:r>
+        <w:t xml:space="preserve">or</w:t>
+      </w:r>
+      <w:r>
+        <w:t xml:space="preserve"> </w:t>
+      </w:r>
+      <w:r>
+        <w:t xml:space="preserve">“</w:t>
+      </w:r>
+      <w:r>
+        <w:t xml:space="preserve">fights.</w:t>
+      </w:r>
+      <w:r>
+        <w:t xml:space="preserve">”</w:t>
+      </w:r>
+      <w:r>
+        <w:t xml:space="preserve"> </w:t>
+      </w:r>
+      <w:r>
+        <w:t xml:space="preserve">If it fights, write which part of the rule (1, 2, or 3) is missing. Write one sentence for each. We do number 1 together.</w:t>
       </w:r>
     </w:p>
     <w:tbl>
@@ -1748,7 +1784,7 @@
         <w:pStyle w:val="FirstParagraph"/>
       </w:pPr>
       <w:r>
-        <w:t xml:space="preserve">You get one half sheet of card stock, about 8.5 inches wide and 5.5 inches tall, laid out the long way. Lay the four pieces out before you glue any of them. Use this layout unless you have a better reason:</w:t>
+        <w:t xml:space="preserve">You get one half sheet of card stock. It is about 8.5 inches wide and 5.5 inches tall. Turn it the long way. Lay the four pieces out before you glue any of them. Use this layout unless you have a better reason:</w:t>
       </w:r>
     </w:p>
     <w:p>
@@ -1930,7 +1966,7 @@
         <w:pStyle w:val="BodyText"/>
       </w:pPr>
       <w:r>
-        <w:t xml:space="preserve">________________________________________________________________________________</w:t>
+        <w:t xml:space="preserve">(more room) ____________________________________________________________________</w:t>
       </w:r>
     </w:p>
     <w:p>
@@ -1988,7 +2024,7 @@
         <w:pStyle w:val="BodyText"/>
       </w:pPr>
       <w:r>
-        <w:t xml:space="preserve">________________________________________________________________________________</w:t>
+        <w:t xml:space="preserve">(more room) ____________________________________________________________________</w:t>
       </w:r>
     </w:p>
     <w:p>
@@ -2004,7 +2040,7 @@
         <w:pStyle w:val="BodyText"/>
       </w:pPr>
       <w:r>
-        <w:t xml:space="preserve">________________________________________________________________________________</w:t>
+        <w:t xml:space="preserve">(more room) ____________________________________________________________________</w:t>
       </w:r>
     </w:p>
     <w:p>
@@ -2075,7 +2111,7 @@
         <w:pStyle w:val="BodyText"/>
       </w:pPr>
       <w:r>
-        <w:t xml:space="preserve">________________________________________________________________________________</w:t>
+        <w:t xml:space="preserve">(more room) ____________________________________________________________________</w:t>
       </w:r>
     </w:p>
     <w:p>
@@ -2091,7 +2127,7 @@
         <w:pStyle w:val="BodyText"/>
       </w:pPr>
       <w:r>
-        <w:t xml:space="preserve">________________________________________________________________________________</w:t>
+        <w:t xml:space="preserve">(more room) ____________________________________________________________________</w:t>
       </w:r>
     </w:p>
     <w:p>
